--- a/descargas/eso/word/PRESENTE_eso_eucaristia.docx
+++ b/descargas/eso/word/PRESENTE_eso_eucaristia.docx
@@ -1034,15 +1034,6 @@
     </w:p>
     <w:p>
       <w:pPr>
-        <w:pStyle w:val="Cuerpo"/>
-      </w:pPr>
-      <w:r>
-        <w:rPr/>
-        <w:t xml:space="preserve">En procesión, con una frase breve cada uno:</w:t>
-      </w:r>
-    </w:p>
-    <w:p>
-      <w:pPr>
         <w:pStyle w:val="Lista"/>
         <w:numPr>
           <w:ilvl w:val="0"/>
@@ -1090,7 +1081,7 @@
       </w:pPr>
       <w:r>
         <w:rPr/>
-        <w:t xml:space="preserve">El pan y el vino: «Te ofrecemos el pan y el vino, fruto de la tierra y del trabajo, que serán el Cuerpo y la Sangre de Cristo».</w:t>
+        <w:t xml:space="preserve">El pan y el vino: «Te ofrecemos el pan y el vino, fruto de la tierra y del trabajo, que se convertirán en tu Cuerpo y en tu Sangre».</w:t>
       </w:r>
     </w:p>
     <w:p>
@@ -1187,7 +1178,7 @@
       </w:pPr>
       <w:r>
         <w:rPr/>
-        <w:t xml:space="preserve">Se explica antes cómo acercarse: comulgan quienes estén preparados; quien no comulgue puede acercarse con los brazos cruzados para recibir una bendición o quedarse en su sitio rezando. Los profesores organizan la fila y comulgan con los alumnos, para que se viva con respeto e interioridad. Los que no comulgan cantan. Después, dos o tres minutos de silencio guiado: «Jesús está aquí, contigo, ahora. No hace falta decir mucho. Quédate con Él. Dale gracias por algo concreto y pídele por alguien».</w:t>
+        <w:t xml:space="preserve">Se explica antes cómo acercarse: comulgan quienes estén preparados; quien no comulgue se queda en su sitio rezando. Los profesores organizan la fila y comulgan con los alumnos, para que se viva con respeto e interioridad. Los que no comulgan cantan. Después, dos o tres minutos de silencio guiado: «Jesús está aquí, contigo, ahora. No hace falta decir mucho. Quédate con Él. Dale gracias por algo concreto y pídele por alguien».</w:t>
       </w:r>
     </w:p>
     <w:p>
